--- a/Tuan5/Minh chứng/Part1.docx
+++ b/Tuan5/Minh chứng/Part1.docx
@@ -1,6 +1,6 @@
 
 <file path=word/document.xml><?xml version="1.0" encoding="utf-8"?>
-<w:document xmlns:wpc="http://schemas.microsoft.com/office/word/2010/wordprocessingCanvas" xmlns:cx="http://schemas.microsoft.com/office/drawing/2014/chartex" xmlns:cx1="http://schemas.microsoft.com/office/drawing/2015/9/8/chartex" xmlns:cx2="http://schemas.microsoft.com/office/drawing/2015/10/21/chartex" xmlns:cx3="http://schemas.microsoft.com/office/drawing/2016/5/9/chartex" xmlns:cx4="http://schemas.microsoft.com/office/drawing/2016/5/10/chartex" xmlns:cx5="http://schemas.microsoft.com/office/drawing/2016/5/11/chartex" xmlns:cx6="http://schemas.microsoft.com/office/drawing/2016/5/12/chartex" xmlns:cx7="http://schemas.microsoft.com/office/drawing/2016/5/13/chartex" xmlns:cx8="http://schemas.microsoft.com/office/drawing/2016/5/14/chartex" xmlns:mc="http://schemas.openxmlformats.org/markup-compatibility/2006" xmlns:aink="http://schemas.microsoft.com/office/drawing/2016/ink" xmlns:am3d="http://schemas.microsoft.com/office/drawing/2017/model3d" xmlns:o="urn:schemas-microsoft-com:office:office" xmlns:oel="http://schemas.microsoft.com/office/2019/extlst" xmlns:r="http://schemas.openxmlformats.org/officeDocument/2006/relationships" xmlns:m="http://schemas.openxmlformats.org/officeDocument/2006/math" xmlns:v="urn:schemas-microsoft-com:vml" xmlns:wp14="http://schemas.microsoft.com/office/word/2010/wordprocessingDrawing" xmlns:wp="http://schemas.openxmlformats.org/drawingml/2006/wordprocessingDrawing" xmlns:w10="urn:schemas-microsoft-com:office:word" xmlns:w="http://schemas.openxmlformats.org/wordprocessingml/2006/main" xmlns:w14="http://schemas.microsoft.com/office/word/2010/wordml" xmlns:w15="http://schemas.microsoft.com/office/word/2012/wordml" xmlns:w16cex="http://schemas.microsoft.com/office/word/2018/wordml/cex" xmlns:w16cid="http://schemas.microsoft.com/office/word/2016/wordml/cid" xmlns:w16="http://schemas.microsoft.com/office/word/2018/wordml" xmlns:w16du="http://schemas.microsoft.com/office/word/2023/wordml/word16du" xmlns:w16sdtdh="http://schemas.microsoft.com/office/word/2020/wordml/sdtdatahash" xmlns:w16sdtfl="http://schemas.microsoft.com/office/word/2024/wordml/sdtformatlock" xmlns:w16se="http://schemas.microsoft.com/office/word/2015/wordml/symex" xmlns:wpg="http://schemas.microsoft.com/office/word/2010/wordprocessingGroup" xmlns:wpi="http://schemas.microsoft.com/office/word/2010/wordprocessingInk" xmlns:wne="http://schemas.microsoft.com/office/word/2006/wordml" xmlns:wps="http://schemas.microsoft.com/office/word/2010/wordprocessingShape" mc:Ignorable="w14 w15 w16se w16cid w16 w16cex w16sdtdh w16sdtfl w16du wp14">
+<w:document xmlns:wpc="http://schemas.microsoft.com/office/word/2010/wordprocessingCanvas" xmlns:mc="http://schemas.openxmlformats.org/markup-compatibility/2006" xmlns:o="urn:schemas-microsoft-com:office:office" xmlns:r="http://schemas.openxmlformats.org/officeDocument/2006/relationships" xmlns:m="http://schemas.openxmlformats.org/officeDocument/2006/math" xmlns:v="urn:schemas-microsoft-com:vml" xmlns:wp14="http://schemas.microsoft.com/office/word/2010/wordprocessingDrawing" xmlns:wp="http://schemas.openxmlformats.org/drawingml/2006/wordprocessingDrawing" xmlns:w10="urn:schemas-microsoft-com:office:word" xmlns:w="http://schemas.openxmlformats.org/wordprocessingml/2006/main" xmlns:w14="http://schemas.microsoft.com/office/word/2010/wordml" xmlns:w15="http://schemas.microsoft.com/office/word/2012/wordml" xmlns:wpg="http://schemas.microsoft.com/office/word/2010/wordprocessingGroup" xmlns:wpi="http://schemas.microsoft.com/office/word/2010/wordprocessingInk" xmlns:wne="http://schemas.microsoft.com/office/word/2006/wordml" xmlns:wps="http://schemas.microsoft.com/office/word/2010/wordprocessingShape" mc:Ignorable="w14 w15 wp14">
   <w:body>
     <w:p>
       <w:r>
@@ -8,7 +8,39 @@
           <w:b/>
           <w:bCs/>
         </w:rPr>
-        <w:t>1. docker compose version:</w:t>
+        <w:t>Le Minh Tuan - 22697621</w:t>
+      </w:r>
+      <w:bookmarkStart w:id="0" w:name="_GoBack"/>
+      <w:bookmarkEnd w:id="0"/>
+      <w:r>
+        <w:rPr>
+          <w:b/>
+          <w:bCs/>
+        </w:rPr>
+        <w:br/>
+      </w:r>
+      <w:r>
+        <w:rPr>
+          <w:b/>
+          <w:bCs/>
+        </w:rPr>
+        <w:t xml:space="preserve">1. </w:t>
+      </w:r>
+      <w:proofErr w:type="gramStart"/>
+      <w:r>
+        <w:rPr>
+          <w:b/>
+          <w:bCs/>
+        </w:rPr>
+        <w:t>docker</w:t>
+      </w:r>
+      <w:proofErr w:type="gramEnd"/>
+      <w:r>
+        <w:rPr>
+          <w:b/>
+          <w:bCs/>
+        </w:rPr>
+        <w:t xml:space="preserve"> compose version:</w:t>
       </w:r>
       <w:r>
         <w:t> Kiểm tra phiên bản Docker Compose hiện đang được cài đặt trên máy.</w:t>
@@ -62,7 +94,23 @@
           <w:b/>
           <w:bCs/>
         </w:rPr>
-        <w:t>2. docker compose up:</w:t>
+        <w:t xml:space="preserve">2. </w:t>
+      </w:r>
+      <w:proofErr w:type="gramStart"/>
+      <w:r>
+        <w:rPr>
+          <w:b/>
+          <w:bCs/>
+        </w:rPr>
+        <w:t>docker</w:t>
+      </w:r>
+      <w:proofErr w:type="gramEnd"/>
+      <w:r>
+        <w:rPr>
+          <w:b/>
+          <w:bCs/>
+        </w:rPr>
+        <w:t xml:space="preserve"> compose up:</w:t>
       </w:r>
       <w:r>
         <w:t> Tạo và khởi động các container dựa trên file cấu hình docker-compose.yml. Log (nhật ký hoạt động) sẽ hiển thị trực tiếp trên màn hình.</w:t>
@@ -117,7 +165,23 @@
           <w:bCs/>
         </w:rPr>
         <w:lastRenderedPageBreak/>
-        <w:t>3. docker compose up -d:</w:t>
+        <w:t xml:space="preserve">3. </w:t>
+      </w:r>
+      <w:proofErr w:type="gramStart"/>
+      <w:r>
+        <w:rPr>
+          <w:b/>
+          <w:bCs/>
+        </w:rPr>
+        <w:t>docker</w:t>
+      </w:r>
+      <w:proofErr w:type="gramEnd"/>
+      <w:r>
+        <w:rPr>
+          <w:b/>
+          <w:bCs/>
+        </w:rPr>
+        <w:t xml:space="preserve"> compose up -d:</w:t>
       </w:r>
       <w:r>
         <w:t> Khởi động các container và cho chạy ngầm (Detached mode), giúp bạn có thể tiếp tục gõ các lệnh khác trên terminal.</w:t>
@@ -171,7 +235,23 @@
           <w:b/>
           <w:bCs/>
         </w:rPr>
-        <w:t>4. docker compose ps:</w:t>
+        <w:t xml:space="preserve">4. </w:t>
+      </w:r>
+      <w:proofErr w:type="gramStart"/>
+      <w:r>
+        <w:rPr>
+          <w:b/>
+          <w:bCs/>
+        </w:rPr>
+        <w:t>docker</w:t>
+      </w:r>
+      <w:proofErr w:type="gramEnd"/>
+      <w:r>
+        <w:rPr>
+          <w:b/>
+          <w:bCs/>
+        </w:rPr>
+        <w:t xml:space="preserve"> compose ps:</w:t>
       </w:r>
       <w:r>
         <w:t> Liệt kê danh sách và xem trạng thái hoạt động của các container do Docker Compose quản lý.</w:t>
@@ -226,7 +306,23 @@
           <w:bCs/>
         </w:rPr>
         <w:lastRenderedPageBreak/>
-        <w:t>5. docker compose down:</w:t>
+        <w:t xml:space="preserve">5. </w:t>
+      </w:r>
+      <w:proofErr w:type="gramStart"/>
+      <w:r>
+        <w:rPr>
+          <w:b/>
+          <w:bCs/>
+        </w:rPr>
+        <w:t>docker</w:t>
+      </w:r>
+      <w:proofErr w:type="gramEnd"/>
+      <w:r>
+        <w:rPr>
+          <w:b/>
+          <w:bCs/>
+        </w:rPr>
+        <w:t xml:space="preserve"> compose down:</w:t>
       </w:r>
       <w:r>
         <w:t> Dừng hoạt động và xóa bỏ toàn bộ các container, network (mạng) đã được tạo trước đó.</w:t>
@@ -234,6 +330,9 @@
     </w:p>
     <w:p>
       <w:r>
+        <w:rPr>
+          <w:noProof/>
+        </w:rPr>
         <w:drawing>
           <wp:inline distT="0" distB="0" distL="0" distR="0" wp14:anchorId="71E79208" wp14:editId="6416FF98">
             <wp:extent cx="5943600" cy="802640"/>
@@ -277,7 +376,23 @@
           <w:b/>
           <w:bCs/>
         </w:rPr>
-        <w:t>6. docker compose restart:</w:t>
+        <w:t xml:space="preserve">6. </w:t>
+      </w:r>
+      <w:proofErr w:type="gramStart"/>
+      <w:r>
+        <w:rPr>
+          <w:b/>
+          <w:bCs/>
+        </w:rPr>
+        <w:t>docker</w:t>
+      </w:r>
+      <w:proofErr w:type="gramEnd"/>
+      <w:r>
+        <w:rPr>
+          <w:b/>
+          <w:bCs/>
+        </w:rPr>
+        <w:t xml:space="preserve"> compose restart:</w:t>
       </w:r>
       <w:r>
         <w:t> Khởi động lại toàn bộ hoặc các service (dịch vụ) cụ thể được chỉ định.</w:t>
@@ -331,7 +446,23 @@
           <w:b/>
           <w:bCs/>
         </w:rPr>
-        <w:t>7. docker compose logs -f:</w:t>
+        <w:t xml:space="preserve">7. </w:t>
+      </w:r>
+      <w:proofErr w:type="gramStart"/>
+      <w:r>
+        <w:rPr>
+          <w:b/>
+          <w:bCs/>
+        </w:rPr>
+        <w:t>docker</w:t>
+      </w:r>
+      <w:proofErr w:type="gramEnd"/>
+      <w:r>
+        <w:rPr>
+          <w:b/>
+          <w:bCs/>
+        </w:rPr>
+        <w:t xml:space="preserve"> compose logs -f:</w:t>
       </w:r>
       <w:r>
         <w:t> Xem nhật ký (logs) của các container liên tục theo thời gian thực (giống như đang xem trực tiếp nó chạy).</w:t>
@@ -386,7 +517,23 @@
           <w:b/>
           <w:bCs/>
         </w:rPr>
-        <w:t>8. docker compose build:</w:t>
+        <w:t xml:space="preserve">8. </w:t>
+      </w:r>
+      <w:proofErr w:type="gramStart"/>
+      <w:r>
+        <w:rPr>
+          <w:b/>
+          <w:bCs/>
+        </w:rPr>
+        <w:t>docker</w:t>
+      </w:r>
+      <w:proofErr w:type="gramEnd"/>
+      <w:r>
+        <w:rPr>
+          <w:b/>
+          <w:bCs/>
+        </w:rPr>
+        <w:t xml:space="preserve"> compose build:</w:t>
       </w:r>
       <w:r>
         <w:t> Tiến hành build (xây dựng) hoặc rebuild lại các Docker image cho các service được định nghĩa.</w:t>
@@ -440,7 +587,23 @@
           <w:b/>
           <w:bCs/>
         </w:rPr>
-        <w:t>9. docker compose exec &lt;service_name&gt; &lt;command&gt;:</w:t>
+        <w:t xml:space="preserve">9. </w:t>
+      </w:r>
+      <w:proofErr w:type="gramStart"/>
+      <w:r>
+        <w:rPr>
+          <w:b/>
+          <w:bCs/>
+        </w:rPr>
+        <w:t>docker</w:t>
+      </w:r>
+      <w:proofErr w:type="gramEnd"/>
+      <w:r>
+        <w:rPr>
+          <w:b/>
+          <w:bCs/>
+        </w:rPr>
+        <w:t xml:space="preserve"> compose exec &lt;service_name&gt; &lt;command&gt;:</w:t>
       </w:r>
       <w:r>
         <w:t> Thực thi một câu lệnh cụ thể bên trong một container đang chạy (Ví dụ: truy cập vào bash của container).</w:t>
@@ -495,7 +658,23 @@
           <w:b/>
           <w:bCs/>
         </w:rPr>
-        <w:t>10. docker compose down -v:</w:t>
+        <w:t xml:space="preserve">10. </w:t>
+      </w:r>
+      <w:proofErr w:type="gramStart"/>
+      <w:r>
+        <w:rPr>
+          <w:b/>
+          <w:bCs/>
+        </w:rPr>
+        <w:t>docker</w:t>
+      </w:r>
+      <w:proofErr w:type="gramEnd"/>
+      <w:r>
+        <w:rPr>
+          <w:b/>
+          <w:bCs/>
+        </w:rPr>
+        <w:t xml:space="preserve"> compose down -v:</w:t>
       </w:r>
       <w:r>
         <w:t> Dừng và xóa container, network, đồng thời xóa sạch cả Volumes (xóa luôn các dữ liệu đã được lưu trữ).</w:t>
@@ -549,7 +728,23 @@
           <w:b/>
           <w:bCs/>
         </w:rPr>
-        <w:t>11. docker compose run &lt;service_name&gt; &lt;command&gt;:</w:t>
+        <w:t xml:space="preserve">11. </w:t>
+      </w:r>
+      <w:proofErr w:type="gramStart"/>
+      <w:r>
+        <w:rPr>
+          <w:b/>
+          <w:bCs/>
+        </w:rPr>
+        <w:t>docker</w:t>
+      </w:r>
+      <w:proofErr w:type="gramEnd"/>
+      <w:r>
+        <w:rPr>
+          <w:b/>
+          <w:bCs/>
+        </w:rPr>
+        <w:t xml:space="preserve"> compose run &lt;service_name&gt; &lt;command&gt;:</w:t>
       </w:r>
       <w:r>
         <w:t> Tạo mới và chạy một container chỉ một lần (one-off) để thực thi một câu lệnh cụ thể rồi thoát.</w:t>
@@ -604,7 +799,23 @@
           <w:b/>
           <w:bCs/>
         </w:rPr>
-        <w:t>12. docker compose stop &lt;service_name&gt;:</w:t>
+        <w:t xml:space="preserve">12. </w:t>
+      </w:r>
+      <w:proofErr w:type="gramStart"/>
+      <w:r>
+        <w:rPr>
+          <w:b/>
+          <w:bCs/>
+        </w:rPr>
+        <w:t>docker</w:t>
+      </w:r>
+      <w:proofErr w:type="gramEnd"/>
+      <w:r>
+        <w:rPr>
+          <w:b/>
+          <w:bCs/>
+        </w:rPr>
+        <w:t xml:space="preserve"> compose stop &lt;service_name&gt;:</w:t>
       </w:r>
       <w:r>
         <w:t> Chỉ dừng hoạt động của service (container) mà không xóa bỏ nó khỏi hệ thống.</w:t>
@@ -658,7 +869,23 @@
           <w:b/>
           <w:bCs/>
         </w:rPr>
-        <w:t>13. docker compose rm &lt;service_name&gt;:</w:t>
+        <w:t xml:space="preserve">13. </w:t>
+      </w:r>
+      <w:proofErr w:type="gramStart"/>
+      <w:r>
+        <w:rPr>
+          <w:b/>
+          <w:bCs/>
+        </w:rPr>
+        <w:t>docker</w:t>
+      </w:r>
+      <w:proofErr w:type="gramEnd"/>
+      <w:r>
+        <w:rPr>
+          <w:b/>
+          <w:bCs/>
+        </w:rPr>
+        <w:t xml:space="preserve"> compose rm &lt;service_name&gt;:</w:t>
       </w:r>
       <w:r>
         <w:t> Xóa bỏ hoàn toàn các container đã bị dừng hoạt động trước đó.</w:t>
@@ -713,7 +940,23 @@
           <w:b/>
           <w:bCs/>
         </w:rPr>
-        <w:t>14. docker compose config:</w:t>
+        <w:t xml:space="preserve">14. </w:t>
+      </w:r>
+      <w:proofErr w:type="gramStart"/>
+      <w:r>
+        <w:rPr>
+          <w:b/>
+          <w:bCs/>
+        </w:rPr>
+        <w:t>docker</w:t>
+      </w:r>
+      <w:proofErr w:type="gramEnd"/>
+      <w:r>
+        <w:rPr>
+          <w:b/>
+          <w:bCs/>
+        </w:rPr>
+        <w:t xml:space="preserve"> compose config:</w:t>
       </w:r>
       <w:r>
         <w:t> Kiểm tra xem cú pháp của file docker-compose.yml có viết đúng hay không và in ra cấu hình chi tiết.</w:t>
@@ -767,7 +1010,23 @@
           <w:b/>
           <w:bCs/>
         </w:rPr>
-        <w:t>15. docker compose up -d --build:</w:t>
+        <w:t xml:space="preserve">15. </w:t>
+      </w:r>
+      <w:proofErr w:type="gramStart"/>
+      <w:r>
+        <w:rPr>
+          <w:b/>
+          <w:bCs/>
+        </w:rPr>
+        <w:t>docker</w:t>
+      </w:r>
+      <w:proofErr w:type="gramEnd"/>
+      <w:r>
+        <w:rPr>
+          <w:b/>
+          <w:bCs/>
+        </w:rPr>
+        <w:t xml:space="preserve"> compose up -d --build:</w:t>
       </w:r>
       <w:r>
         <w:t> Ép buộc build lại Docker image (nếu nhận thấy có thay đổi mã nguồn) và khởi động lại các container ở trạng thái chạy ngầm.</w:t>
@@ -827,7 +1086,7 @@
 </file>
 
 <file path=word/styles.xml><?xml version="1.0" encoding="utf-8"?>
-<w:styles xmlns:mc="http://schemas.openxmlformats.org/markup-compatibility/2006" xmlns:r="http://schemas.openxmlformats.org/officeDocument/2006/relationships" xmlns:w="http://schemas.openxmlformats.org/wordprocessingml/2006/main" xmlns:w14="http://schemas.microsoft.com/office/word/2010/wordml" xmlns:w15="http://schemas.microsoft.com/office/word/2012/wordml" xmlns:w16cex="http://schemas.microsoft.com/office/word/2018/wordml/cex" xmlns:w16cid="http://schemas.microsoft.com/office/word/2016/wordml/cid" xmlns:w16="http://schemas.microsoft.com/office/word/2018/wordml" xmlns:w16du="http://schemas.microsoft.com/office/word/2023/wordml/word16du" xmlns:w16sdtdh="http://schemas.microsoft.com/office/word/2020/wordml/sdtdatahash" xmlns:w16sdtfl="http://schemas.microsoft.com/office/word/2024/wordml/sdtformatlock" xmlns:w16se="http://schemas.microsoft.com/office/word/2015/wordml/symex" mc:Ignorable="w14 w15 w16se w16cid w16 w16cex w16sdtdh w16sdtfl w16du">
+<w:styles xmlns:mc="http://schemas.openxmlformats.org/markup-compatibility/2006" xmlns:r="http://schemas.openxmlformats.org/officeDocument/2006/relationships" xmlns:w="http://schemas.openxmlformats.org/wordprocessingml/2006/main" xmlns:w14="http://schemas.microsoft.com/office/word/2010/wordml" xmlns:w15="http://schemas.microsoft.com/office/word/2012/wordml" mc:Ignorable="w14 w15">
   <w:docDefaults>
     <w:rPrDefault>
       <w:rPr>
@@ -845,7 +1104,7 @@
       </w:pPr>
     </w:pPrDefault>
   </w:docDefaults>
-  <w:latentStyles w:defLockedState="0" w:defUIPriority="99" w:defSemiHidden="0" w:defUnhideWhenUsed="0" w:defQFormat="0" w:count="376">
+  <w:latentStyles w:defLockedState="0" w:defUIPriority="99" w:defSemiHidden="0" w:defUnhideWhenUsed="0" w:defQFormat="0" w:count="371">
     <w:lsdException w:name="Normal" w:uiPriority="0" w:qFormat="1"/>
     <w:lsdException w:name="heading 1" w:uiPriority="9" w:qFormat="1"/>
     <w:lsdException w:name="heading 2" w:semiHidden="1" w:uiPriority="9" w:unhideWhenUsed="1" w:qFormat="1"/>
@@ -1217,11 +1476,6 @@
     <w:lsdException w:name="List Table 5 Dark Accent 6" w:uiPriority="50"/>
     <w:lsdException w:name="List Table 6 Colorful Accent 6" w:uiPriority="51"/>
     <w:lsdException w:name="List Table 7 Colorful Accent 6" w:uiPriority="52"/>
-    <w:lsdException w:name="Mention" w:semiHidden="1" w:unhideWhenUsed="1"/>
-    <w:lsdException w:name="Smart Hyperlink" w:semiHidden="1" w:unhideWhenUsed="1"/>
-    <w:lsdException w:name="Hashtag" w:semiHidden="1" w:unhideWhenUsed="1"/>
-    <w:lsdException w:name="Unresolved Mention" w:semiHidden="1" w:unhideWhenUsed="1"/>
-    <w:lsdException w:name="Smart Link" w:semiHidden="1" w:unhideWhenUsed="1"/>
   </w:latentStyles>
   <w:style w:type="paragraph" w:default="1" w:styleId="Normal">
     <w:name w:val="Normal"/>
